--- a/manuscript/Title_Page.docx
+++ b/manuscript/Title_Page.docx
@@ -195,7 +195,7 @@
         <w:t xml:space="preserve"> </w:t>
       </w:r>
       <w:r>
-        <w:t xml:space="preserve">BIS, IMF and World Bank data are public. The CI series and macro controls of the original working paper were exported from the Wind Economic Database [series codes and export date to be inserted]; Wind data are licensed and cannot be redistributed. Code, split definitions, the frozen confirmation protocol and all row-level predictions are available at https://github.com/reneverland/MacroRisk.</w:t>
+        <w:t xml:space="preserve">BIS, IMF and World Bank data are public. The CI series and macro controls of the original working paper were exported from the Wind Economic Database and compiled into the regression datasets on 13 June 2023 (variables documented by column name in Supplementary Table S15; the original Wind series codes were not retained); Wind data are licensed and cannot be redistributed. Code, split definitions, the frozen confirmation protocol and all row-level predictions are available at https://github.com/reneverland/MacroRisk.</w:t>
       </w:r>
     </w:p>
     <w:p>

--- a/manuscript/Title_Page.docx
+++ b/manuscript/Title_Page.docx
@@ -213,7 +213,19 @@
         <w:t xml:space="preserve"> </w:t>
       </w:r>
       <w:r>
-        <w:t xml:space="preserve">The threshold estimates replicated in this paper come from the authors’ earlier working paper [title, year], which was not submitted for publication.</w:t>
+        <w:t xml:space="preserve">The threshold estimates replicated in this paper come from an unpublished working paper by M. Xu and X. Niu,</w:t>
+      </w:r>
+      <w:r>
+        <w:t xml:space="preserve"> </w:t>
+      </w:r>
+      <w:r>
+        <w:t xml:space="preserve">‘Does Currency Internationalization increase Macro Risk in Emerging Markets? Nonlinear Evidence from Institutional Quality’</w:t>
+      </w:r>
+      <w:r>
+        <w:t xml:space="preserve"> </w:t>
+      </w:r>
+      <w:r>
+        <w:t xml:space="preserve">(drafts dated November 2023 to July 2025).</w:t>
       </w:r>
     </w:p>
     <w:p>

--- a/manuscript/Title_Page.docx
+++ b/manuscript/Title_Page.docx
@@ -213,7 +213,7 @@
         <w:t xml:space="preserve"> </w:t>
       </w:r>
       <w:r>
-        <w:t xml:space="preserve">The threshold estimates replicated in this paper come from an unpublished working paper by M. Xu and X. Niu,</w:t>
+        <w:t xml:space="preserve">The threshold estimates replicated in this paper come from an earlier working paper involving the second author,</w:t>
       </w:r>
       <w:r>
         <w:t xml:space="preserve"> </w:t>
@@ -225,7 +225,7 @@
         <w:t xml:space="preserve"> </w:t>
       </w:r>
       <w:r>
-        <w:t xml:space="preserve">(drafts dated November 2023 to July 2025).</w:t>
+        <w:t xml:space="preserve">(drafts dated November 2023 to July 2025), which was neither submitted nor published.</w:t>
       </w:r>
     </w:p>
     <w:p>

--- a/manuscript/Title_Page.docx
+++ b/manuscript/Title_Page.docx
@@ -2,13 +2,13 @@
 <file path=word/document.xml><?xml version="1.0" encoding="utf-8"?>
 <w:document xmlns:w="http://schemas.openxmlformats.org/wordprocessingml/2006/main" xmlns:m="http://schemas.openxmlformats.org/officeDocument/2006/math" xmlns:r="http://schemas.openxmlformats.org/officeDocument/2006/relationships" xmlns:o="urn:schemas-microsoft-com:office:office" xmlns:v="urn:schemas-microsoft-com:vml" xmlns:w10="urn:schemas-microsoft-com:office:word" xmlns:a="http://schemas.openxmlformats.org/drawingml/2006/main" xmlns:pic="http://schemas.openxmlformats.org/drawingml/2006/picture" xmlns:wp="http://schemas.openxmlformats.org/drawingml/2006/wordprocessingDrawing">
   <w:body>
-    <w:bookmarkStart w:id="10" w:name="X828970de4cde1d3ac8afa72c216697d0f467dfe"/>
+    <w:bookmarkStart w:id="10" w:name="X1821fea46f14a0f7dcd3fa2380943e138b1f65e"/>
     <w:p>
       <w:pPr>
         <w:pStyle w:val="Heading1"/>
       </w:pPr>
       <w:r>
-        <w:t xml:space="preserve">Do institutional thresholds improve exchange-rate stress early warning? A replication-to-deployment evaluation with a pre-specified confirmation period</w:t>
+        <w:t xml:space="preserve">Do institutional thresholds improve exchange-rate stress early warning? An auditable replication-to-prediction evaluation</w:t>
       </w:r>
     </w:p>
     <w:p>
@@ -141,7 +141,7 @@
         <w:t xml:space="preserve"> </w:t>
       </w:r>
       <w:r>
-        <w:t xml:space="preserve">The authors declare that they have no known competing financial interests or personal relationships that could have appeared to influence the work reported in this paper.</w:t>
+        <w:t xml:space="preserve">[To be completed and confirmed by the authors.]</w:t>
       </w:r>
     </w:p>
     <w:p>
@@ -243,7 +243,7 @@
         <w:t xml:space="preserve"> </w:t>
       </w:r>
       <w:r>
-        <w:t xml:space="preserve">During the preparation of this work the authors used an AI coding and writing assistant to write analysis scripts and draft parts of the text. After using this tool, the authors reviewed and edited the content as needed and take full responsibility for the content of the publication.</w:t>
+        <w:t xml:space="preserve">[Draft for the authors to confirm or edit:] During the preparation of this work the authors used an AI coding and writing assistant to write and audit analysis scripts, run consistency checks and draft and revise parts of the text. After using this tool, the authors reviewed and edited the content as needed and take full responsibility for the content of the publication.</w:t>
       </w:r>
     </w:p>
     <w:bookmarkEnd w:id="9"/>

--- a/manuscript/Title_Page.docx
+++ b/manuscript/Title_Page.docx
@@ -195,7 +195,7 @@
         <w:t xml:space="preserve"> </w:t>
       </w:r>
       <w:r>
-        <w:t xml:space="preserve">BIS, IMF and World Bank data are public. The CI series and macro controls of the original working paper were exported from the Wind Economic Database and compiled into the regression datasets on 13 June 2023 (variables documented by column name in Supplementary Table S15; the original Wind series codes were not retained); Wind data are licensed and cannot be redistributed. Code, split definitions, the frozen confirmation protocol and all row-level predictions are available at https://github.com/reneverland/MacroRisk.</w:t>
+        <w:t xml:space="preserve">BIS, IMF and World Bank data are public. The regression datasets of the original working paper were compiled on 13 June 2023 from SWIFT reports, BIS, World Bank and Wind series (variables documented by column name in Supplementary Table S15; the original Wind series codes were not retained); Wind data are licensed and cannot be redistributed. Code, split definitions, the frozen confirmation protocol and all row-level predictions are available at https://github.com/reneverland/MacroRisk.</w:t>
       </w:r>
     </w:p>
     <w:p>

--- a/manuscript/Title_Page.docx
+++ b/manuscript/Title_Page.docx
@@ -2,13 +2,13 @@
 <file path=word/document.xml><?xml version="1.0" encoding="utf-8"?>
 <w:document xmlns:w="http://schemas.openxmlformats.org/wordprocessingml/2006/main" xmlns:m="http://schemas.openxmlformats.org/officeDocument/2006/math" xmlns:r="http://schemas.openxmlformats.org/officeDocument/2006/relationships" xmlns:o="urn:schemas-microsoft-com:office:office" xmlns:v="urn:schemas-microsoft-com:vml" xmlns:w10="urn:schemas-microsoft-com:office:word" xmlns:a="http://schemas.openxmlformats.org/drawingml/2006/main" xmlns:pic="http://schemas.openxmlformats.org/drawingml/2006/picture" xmlns:wp="http://schemas.openxmlformats.org/drawingml/2006/wordprocessingDrawing">
   <w:body>
-    <w:bookmarkStart w:id="10" w:name="X1821fea46f14a0f7dcd3fa2380943e138b1f65e"/>
+    <w:bookmarkStart w:id="10" w:name="X1c8c7fe660bedc689765b12e6aa360eea473d58"/>
     <w:p>
       <w:pPr>
         <w:pStyle w:val="Heading1"/>
       </w:pPr>
       <w:r>
-        <w:t xml:space="preserve">Do institutional thresholds improve exchange-rate stress early warning? An auditable replication-to-prediction evaluation</w:t>
+        <w:t xml:space="preserve">Do currency internationalization and institutional quality add early-warning value for exchange-rate risk? Evidence from emerging economies</w:t>
       </w:r>
     </w:p>
     <w:p>
@@ -195,7 +195,7 @@
         <w:t xml:space="preserve"> </w:t>
       </w:r>
       <w:r>
-        <w:t xml:space="preserve">BIS, IMF and World Bank data are public. The regression datasets of the original working paper were compiled on 13 June 2023 from SWIFT reports, BIS, World Bank and Wind series (variables documented by column name in Supplementary Table S15; the original Wind series codes were not retained); Wind data are licensed and cannot be redistributed. Code, split definitions, the frozen confirmation protocol and all row-level predictions are available at https://github.com/reneverland/MacroRisk.</w:t>
+        <w:t xml:space="preserve">BIS, IMF and World Bank data are public. The regression datasets of the original working paper were compiled on 13 June 2023 from SWIFT reports, BIS, World Bank and Wind series; the 9 source exports of their currency-use columns (created 2023-05-31 to 2023-06-02) are retained, and Supplementary Tables S15 and S18 document the variables, indicator names, export dates and reconstruction checks. Wind data are licensed and cannot be redistributed, and the exports record Wind indicator names but not series codes. Code, split definitions, the frozen confirmation protocol and all row-level predictions are available at https://github.com/reneverland/MacroRisk.</w:t>
       </w:r>
     </w:p>
     <w:p>
